--- a/pr-preview/pr-27/chapters/coding-style-tracked-changes.docx
+++ b/pr-preview/pr-27/chapters/coding-style-tracked-changes.docx
@@ -16,7 +16,7 @@
       </w:pPr>
       <w:del w:id="1" w:author="PR Preview" w:date="2026-01-01T00:00:00Z">
         <w:r>
-          <w:delText xml:space="preserve">Last modified: 2026-10-12 21:28:22 (PDT)</w:delText>
+          <w:delText xml:space="preserve">Last modified: 2026-10-14 01:49:27 (PDT)</w:delText>
         </w:r>
       </w:del>
     </w:p>
@@ -26,7 +26,7 @@
       </w:pPr>
       <w:ins w:id="2" w:author="PR Preview" w:date="2026-01-01T00:00:00Z">
         <w:r>
-          <w:t xml:space="preserve">Last modified: 2026-10-14 01:35:48 (PDT)</w:t>
+          <w:t xml:space="preserve">Last modified: 2026-10-14 01:49:06 (PDT)</w:t>
         </w:r>
       </w:ins>
     </w:p>

--- a/pr-preview/pr-27/chapters/coding-style-tracked-changes.docx
+++ b/pr-preview/pr-27/chapters/coding-style-tracked-changes.docx
@@ -16,7 +16,7 @@
       </w:pPr>
       <w:del w:id="1" w:author="PR Preview" w:date="2026-01-01T00:00:00Z">
         <w:r>
-          <w:delText xml:space="preserve">Last modified: 2026-10-14 01:49:27 (PDT)</w:delText>
+          <w:delText xml:space="preserve">Last modified: 2026-10-14 03:38:56 (PDT)</w:delText>
         </w:r>
       </w:del>
     </w:p>
@@ -26,7 +26,7 @@
       </w:pPr>
       <w:ins w:id="2" w:author="PR Preview" w:date="2026-01-01T00:00:00Z">
         <w:r>
-          <w:t xml:space="preserve">Last modified: 2026-10-14 01:49:06 (PDT)</w:t>
+          <w:t xml:space="preserve">Last modified: 2026-10-14 03:54:35 (PDT)</w:t>
         </w:r>
       </w:ins>
     </w:p>
@@ -59,7 +59,7 @@
         <w:pStyle w:val="FirstParagraph"/>
       </w:pPr>
       <w:r>
-        <w:t xml:space="preserve">Our lab follows the</w:t>
+        <w:t xml:space="preserve">We recommend the</w:t>
       </w:r>
       <w:r>
         <w:t xml:space="preserve"> </w:t>
@@ -123,7 +123,7 @@
         <w:t xml:space="preserve">Follow tidyverse conventions</w:t>
       </w:r>
       <w:r>
-        <w:t xml:space="preserve">: Our style is built on the tidyverse style guide,</w:t>
+        <w:t xml:space="preserve">: This style is built on the tidyverse style guide,</w:t>
       </w:r>
       <w:r>
         <w:t xml:space="preserve"> </w:t>
@@ -401,7 +401,7 @@
         <w:t xml:space="preserve"> </w:t>
       </w:r>
       <w:r>
-        <w:t xml:space="preserve">This is enforced by our</w:t>
+        <w:t xml:space="preserve">This is enforced by the example</w:t>
       </w:r>
       <w:r>
         <w:t xml:space="preserve"> </w:t>
@@ -433,7 +433,28 @@
         <w:pStyle w:val="FirstParagraph"/>
       </w:pPr>
       <w:r>
-        <w:t xml:space="preserve">Many of these rules are automatically enforced through our</w:t>
+        <w:t xml:space="preserve">Many of these rules can be enforced automatically with a</w:t>
+      </w:r>
+      <w:r>
+        <w:t xml:space="preserve"> </w:t>
+      </w:r>
+      <w:r>
+        <w:rPr>
+          <w:rStyle w:val="VerbatimChar"/>
+        </w:rPr>
+        <w:t xml:space="preserve">.lintr.R</w:t>
+      </w:r>
+      <w:r>
+        <w:t xml:space="preserve"> </w:t>
+      </w:r>
+      <w:r>
+        <w:t xml:space="preserve">configuration file;</w:t>
+      </w:r>
+      <w:r>
+        <w:t xml:space="preserve"> </w:t>
+      </w:r>
+      <w:r>
+        <w:t xml:space="preserve">see the UCD-SERG lab manual’s</w:t>
       </w:r>
       <w:r>
         <w:t xml:space="preserve"> </w:t>
@@ -441,16 +462,13 @@
       <w:hyperlink r:id="rId13">
         <w:r>
           <w:rPr>
-            <w:rStyle w:val="VerbatimChar"/>
+            <w:rStyle w:val="Hyperlink"/>
           </w:rPr>
-          <w:t xml:space="preserve">.lintr.R</w:t>
+          <w:t xml:space="preserve">example</w:t>
         </w:r>
       </w:hyperlink>
       <w:r>
-        <w:t xml:space="preserve"> </w:t>
-      </w:r>
-      <w:r>
-        <w:t xml:space="preserve">configuration file.</w:t>
+        <w:t xml:space="preserve">.</w:t>
       </w:r>
       <w:r>
         <w:t xml:space="preserve"> </w:t>
@@ -1792,7 +1810,7 @@
         <w:pStyle w:val="FirstParagraph"/>
       </w:pPr>
       <w:r>
-        <w:t xml:space="preserve">Note: Our</w:t>
+        <w:t xml:space="preserve">Note: The example</w:t>
       </w:r>
       <w:r>
         <w:t xml:space="preserve"> </w:t>
@@ -1822,13 +1840,13 @@
         <w:t xml:space="preserve"> </w:t>
       </w:r>
       <w:r>
-        <w:t xml:space="preserve">to allow flexibility in code,</w:t>
-      </w:r>
-      <w:r>
-        <w:t xml:space="preserve"> </w:t>
-      </w:r>
-      <w:r>
-        <w:t xml:space="preserve">but we still require explicit returns as a lab standard.</w:t>
+        <w:t xml:space="preserve">to allow flexibility in older code,</w:t>
+      </w:r>
+      <w:r>
+        <w:t xml:space="preserve"> </w:t>
+      </w:r>
+      <w:r>
+        <w:t xml:space="preserve">but we still recommend explicit returns in new code.</w:t>
       </w:r>
     </w:p>
     <w:bookmarkEnd w:id="23"/>
@@ -5629,13 +5647,13 @@
         <w:t xml:space="preserve"> </w:t>
       </w:r>
       <w:r>
-        <w:t xml:space="preserve">then our own lab packages</w:t>
-      </w:r>
-      <w:r>
-        <w:t xml:space="preserve"> </w:t>
-      </w:r>
-      <w:r>
-        <w:t xml:space="preserve">(e.g. </w:t>
+        <w:t xml:space="preserve">then packages your own group maintains</w:t>
+      </w:r>
+      <w:r>
+        <w:t xml:space="preserve"> </w:t>
+      </w:r>
+      <w:r>
+        <w:t xml:space="preserve">(for the Morrison Lab, e.g. </w:t>
       </w:r>
       <w:r>
         <w:rPr>
@@ -5674,7 +5692,7 @@
         <w:t xml:space="preserve"> </w:t>
       </w:r>
       <w:r>
-        <w:t xml:space="preserve">Packages can depend on each other, so reuse across our repos is fine.</w:t>
+        <w:t xml:space="preserve">Packages can depend on each other, so reuse across your own repos is fine.</w:t>
       </w:r>
     </w:p>
     <w:p>
@@ -12001,7 +12019,7 @@
         <w:t xml:space="preserve"> </w:t>
       </w:r>
       <w:r>
-        <w:t xml:space="preserve">This is enforced by our</w:t>
+        <w:t xml:space="preserve">This is enforced by the example</w:t>
       </w:r>
       <w:r>
         <w:t xml:space="preserve"> </w:t>
@@ -12228,7 +12246,7 @@
         <w:t xml:space="preserve"> </w:t>
       </w:r>
       <w:r>
-        <w:t xml:space="preserve">and consistent messaging across our packages.</w:t>
+        <w:t xml:space="preserve">and consistent messaging across packages.</w:t>
       </w:r>
     </w:p>
     <w:p>
@@ -13287,7 +13305,7 @@
         <w:t xml:space="preserve"> </w:t>
       </w:r>
       <w:r>
-        <w:t xml:space="preserve">This is enforced by our</w:t>
+        <w:t xml:space="preserve">This is enforced by the example</w:t>
       </w:r>
       <w:r>
         <w:t xml:space="preserve"> </w:t>
@@ -13559,1397 +13577,507 @@
       <w:pPr>
         <w:pStyle w:val="SourceCode"/>
       </w:pPr>
-      <w:del w:id="3" w:author="PR Preview" w:date="2026-01-01T00:00:00Z">
-        <w:r>
-          <w:rPr>
-            <w:rStyle w:val="CommentTok"/>
-          </w:rPr>
-          <w:delText xml:space="preserve"># Data structures</w:delText>
-        </w:r>
-      </w:del>
-      <w:del w:id="4" w:author="PR Preview" w:date="2026-01-01T00:00:00Z">
-        <w:r>
-          <w:br/>
-        </w:r>
-      </w:del>
-      <w:del w:id="5" w:author="PR Preview" w:date="2026-01-01T00:00:00Z">
-        <w:r>
-          <w:rPr>
-            <w:rStyle w:val="NormalTok"/>
-          </w:rPr>
-          <w:delText xml:space="preserve">tibble</w:delText>
-        </w:r>
-      </w:del>
-      <w:del w:id="6" w:author="PR Preview" w:date="2026-01-01T00:00:00Z">
-        <w:r>
-          <w:rPr>
-            <w:rStyle w:val="SpecialCharTok"/>
-          </w:rPr>
-          <w:delText xml:space="preserve">::</w:delText>
-        </w:r>
-      </w:del>
-      <w:del w:id="7" w:author="PR Preview" w:date="2026-01-01T00:00:00Z">
-        <w:r>
-          <w:rPr>
-            <w:rStyle w:val="FunctionTok"/>
-          </w:rPr>
-          <w:delText xml:space="preserve">tibble</w:delText>
-        </w:r>
-      </w:del>
-      <w:del w:id="8" w:author="PR Preview" w:date="2026-01-01T00:00:00Z">
-        <w:r>
-          <w:rPr>
-            <w:rStyle w:val="NormalTok"/>
-          </w:rPr>
-          <w:delText xml:space="preserve">()           </w:delText>
-        </w:r>
-      </w:del>
-      <w:del w:id="9" w:author="PR Preview" w:date="2026-01-01T00:00:00Z">
-        <w:r>
-          <w:rPr>
-            <w:rStyle w:val="CommentTok"/>
-          </w:rPr>
-          <w:delText xml:space="preserve"># instead of data.frame()</w:delText>
-        </w:r>
-      </w:del>
-      <w:del w:id="10" w:author="PR Preview" w:date="2026-01-01T00:00:00Z">
-        <w:r>
-          <w:br/>
-        </w:r>
-      </w:del>
-      <w:del w:id="11" w:author="PR Preview" w:date="2026-01-01T00:00:00Z">
-        <w:r>
-          <w:rPr>
-            <w:rStyle w:val="NormalTok"/>
-          </w:rPr>
-          <w:delText xml:space="preserve">tibble</w:delText>
-        </w:r>
-      </w:del>
-      <w:del w:id="12" w:author="PR Preview" w:date="2026-01-01T00:00:00Z">
-        <w:r>
-          <w:rPr>
-            <w:rStyle w:val="SpecialCharTok"/>
-          </w:rPr>
-          <w:delText xml:space="preserve">::</w:delText>
-        </w:r>
-      </w:del>
-      <w:del w:id="13" w:author="PR Preview" w:date="2026-01-01T00:00:00Z">
-        <w:r>
-          <w:rPr>
-            <w:rStyle w:val="FunctionTok"/>
-          </w:rPr>
-          <w:delText xml:space="preserve">tribble</w:delText>
-        </w:r>
-      </w:del>
-      <w:del w:id="14" w:author="PR Preview" w:date="2026-01-01T00:00:00Z">
-        <w:r>
-          <w:rPr>
-            <w:rStyle w:val="NormalTok"/>
-          </w:rPr>
-          <w:delText xml:space="preserve">()          </w:delText>
-        </w:r>
-      </w:del>
-      <w:del w:id="15" w:author="PR Preview" w:date="2026-01-01T00:00:00Z">
-        <w:r>
-          <w:rPr>
-            <w:rStyle w:val="CommentTok"/>
-          </w:rPr>
-          <w:delText xml:space="preserve"># instead of manual data.frame creation</w:delText>
-        </w:r>
-      </w:del>
-      <w:del w:id="16" w:author="PR Preview" w:date="2026-01-01T00:00:00Z">
-        <w:r>
-          <w:br/>
-        </w:r>
-      </w:del>
-      <w:del w:id="17" w:author="PR Preview" w:date="2026-01-01T00:00:00Z">
-        <w:r>
-          <w:br/>
-        </w:r>
-      </w:del>
-      <w:del w:id="18" w:author="PR Preview" w:date="2026-01-01T00:00:00Z">
-        <w:r>
-          <w:rPr>
-            <w:rStyle w:val="CommentTok"/>
-          </w:rPr>
-          <w:delText xml:space="preserve"># I/O</w:delText>
-        </w:r>
-      </w:del>
-      <w:del w:id="19" w:author="PR Preview" w:date="2026-01-01T00:00:00Z">
-        <w:r>
-          <w:br/>
-        </w:r>
-      </w:del>
-      <w:del w:id="20" w:author="PR Preview" w:date="2026-01-01T00:00:00Z">
-        <w:r>
-          <w:rPr>
-            <w:rStyle w:val="NormalTok"/>
-          </w:rPr>
-          <w:delText xml:space="preserve">readr</w:delText>
-        </w:r>
-      </w:del>
-      <w:del w:id="21" w:author="PR Preview" w:date="2026-01-01T00:00:00Z">
-        <w:r>
-          <w:rPr>
-            <w:rStyle w:val="SpecialCharTok"/>
-          </w:rPr>
-          <w:delText xml:space="preserve">::</w:delText>
-        </w:r>
-      </w:del>
-      <w:del w:id="22" w:author="PR Preview" w:date="2026-01-01T00:00:00Z">
-        <w:r>
-          <w:rPr>
-            <w:rStyle w:val="FunctionTok"/>
-          </w:rPr>
-          <w:delText xml:space="preserve">read_csv</w:delText>
-        </w:r>
-      </w:del>
-      <w:del w:id="23" w:author="PR Preview" w:date="2026-01-01T00:00:00Z">
-        <w:r>
-          <w:rPr>
-            <w:rStyle w:val="NormalTok"/>
-          </w:rPr>
-          <w:delText xml:space="preserve">()          </w:delText>
-        </w:r>
-      </w:del>
-      <w:del w:id="24" w:author="PR Preview" w:date="2026-01-01T00:00:00Z">
-        <w:r>
-          <w:rPr>
-            <w:rStyle w:val="CommentTok"/>
-          </w:rPr>
-          <w:delText xml:space="preserve"># instead of read.csv()</w:delText>
-        </w:r>
-      </w:del>
-      <w:del w:id="25" w:author="PR Preview" w:date="2026-01-01T00:00:00Z">
-        <w:r>
-          <w:br/>
-        </w:r>
-      </w:del>
-      <w:del w:id="26" w:author="PR Preview" w:date="2026-01-01T00:00:00Z">
-        <w:r>
-          <w:rPr>
-            <w:rStyle w:val="NormalTok"/>
-          </w:rPr>
-          <w:delText xml:space="preserve">readr</w:delText>
-        </w:r>
-      </w:del>
-      <w:del w:id="27" w:author="PR Preview" w:date="2026-01-01T00:00:00Z">
-        <w:r>
-          <w:rPr>
-            <w:rStyle w:val="SpecialCharTok"/>
-          </w:rPr>
-          <w:delText xml:space="preserve">::</w:delText>
-        </w:r>
-      </w:del>
-      <w:del w:id="28" w:author="PR Preview" w:date="2026-01-01T00:00:00Z">
-        <w:r>
-          <w:rPr>
-            <w:rStyle w:val="FunctionTok"/>
-          </w:rPr>
-          <w:delText xml:space="preserve">write_csv</w:delText>
-        </w:r>
-      </w:del>
-      <w:del w:id="29" w:author="PR Preview" w:date="2026-01-01T00:00:00Z">
-        <w:r>
-          <w:rPr>
-            <w:rStyle w:val="NormalTok"/>
-          </w:rPr>
-          <w:delText xml:space="preserve">()         </w:delText>
-        </w:r>
-      </w:del>
-      <w:del w:id="30" w:author="PR Preview" w:date="2026-01-01T00:00:00Z">
-        <w:r>
-          <w:rPr>
-            <w:rStyle w:val="CommentTok"/>
-          </w:rPr>
-          <w:delText xml:space="preserve"># instead of write.csv()</w:delText>
-        </w:r>
-      </w:del>
-      <w:del w:id="31" w:author="PR Preview" w:date="2026-01-01T00:00:00Z">
-        <w:r>
-          <w:br/>
-        </w:r>
-      </w:del>
-      <w:del w:id="32" w:author="PR Preview" w:date="2026-01-01T00:00:00Z">
-        <w:r>
-          <w:rPr>
-            <w:rStyle w:val="NormalTok"/>
-          </w:rPr>
-          <w:delText xml:space="preserve">readr</w:delText>
-        </w:r>
-      </w:del>
-      <w:del w:id="33" w:author="PR Preview" w:date="2026-01-01T00:00:00Z">
-        <w:r>
-          <w:rPr>
-            <w:rStyle w:val="SpecialCharTok"/>
-          </w:rPr>
-          <w:delText xml:space="preserve">::</w:delText>
-        </w:r>
-      </w:del>
-      <w:del w:id="34" w:author="PR Preview" w:date="2026-01-01T00:00:00Z">
-        <w:r>
-          <w:rPr>
-            <w:rStyle w:val="FunctionTok"/>
-          </w:rPr>
-          <w:delText xml:space="preserve">read_rds</w:delText>
-        </w:r>
-      </w:del>
-      <w:del w:id="35" w:author="PR Preview" w:date="2026-01-01T00:00:00Z">
-        <w:r>
-          <w:rPr>
-            <w:rStyle w:val="NormalTok"/>
-          </w:rPr>
-          <w:delText xml:space="preserve">()          </w:delText>
-        </w:r>
-      </w:del>
-      <w:del w:id="36" w:author="PR Preview" w:date="2026-01-01T00:00:00Z">
-        <w:r>
-          <w:rPr>
-            <w:rStyle w:val="CommentTok"/>
-          </w:rPr>
-          <w:delText xml:space="preserve"># instead of readRDS()</w:delText>
-        </w:r>
-      </w:del>
-      <w:del w:id="37" w:author="PR Preview" w:date="2026-01-01T00:00:00Z">
-        <w:r>
-          <w:br/>
-        </w:r>
-      </w:del>
-      <w:del w:id="38" w:author="PR Preview" w:date="2026-01-01T00:00:00Z">
-        <w:r>
-          <w:rPr>
-            <w:rStyle w:val="NormalTok"/>
-          </w:rPr>
-          <w:delText xml:space="preserve">readr</w:delText>
-        </w:r>
-      </w:del>
-      <w:del w:id="39" w:author="PR Preview" w:date="2026-01-01T00:00:00Z">
-        <w:r>
-          <w:rPr>
-            <w:rStyle w:val="SpecialCharTok"/>
-          </w:rPr>
-          <w:delText xml:space="preserve">::</w:delText>
-        </w:r>
-      </w:del>
-      <w:del w:id="40" w:author="PR Preview" w:date="2026-01-01T00:00:00Z">
-        <w:r>
-          <w:rPr>
-            <w:rStyle w:val="FunctionTok"/>
-          </w:rPr>
-          <w:delText xml:space="preserve">write_rds</w:delText>
-        </w:r>
-      </w:del>
-      <w:del w:id="41" w:author="PR Preview" w:date="2026-01-01T00:00:00Z">
-        <w:r>
-          <w:rPr>
-            <w:rStyle w:val="NormalTok"/>
-          </w:rPr>
-          <w:delText xml:space="preserve">()         </w:delText>
-        </w:r>
-      </w:del>
-      <w:del w:id="42" w:author="PR Preview" w:date="2026-01-01T00:00:00Z">
-        <w:r>
-          <w:rPr>
-            <w:rStyle w:val="CommentTok"/>
-          </w:rPr>
-          <w:delText xml:space="preserve"># instead of saveRDS()</w:delText>
-        </w:r>
-      </w:del>
-      <w:del w:id="43" w:author="PR Preview" w:date="2026-01-01T00:00:00Z">
-        <w:r>
-          <w:br/>
-        </w:r>
-      </w:del>
-      <w:del w:id="44" w:author="PR Preview" w:date="2026-01-01T00:00:00Z">
-        <w:r>
-          <w:br/>
-        </w:r>
-      </w:del>
-      <w:del w:id="45" w:author="PR Preview" w:date="2026-01-01T00:00:00Z">
-        <w:r>
-          <w:rPr>
-            <w:rStyle w:val="CommentTok"/>
-          </w:rPr>
-          <w:delText xml:space="preserve"># Data manipulation</w:delText>
-        </w:r>
-      </w:del>
-      <w:del w:id="46" w:author="PR Preview" w:date="2026-01-01T00:00:00Z">
-        <w:r>
-          <w:br/>
-        </w:r>
-      </w:del>
-      <w:del w:id="47" w:author="PR Preview" w:date="2026-01-01T00:00:00Z">
-        <w:r>
-          <w:rPr>
-            <w:rStyle w:val="NormalTok"/>
-          </w:rPr>
-          <w:delText xml:space="preserve">dplyr</w:delText>
-        </w:r>
-      </w:del>
-      <w:del w:id="48" w:author="PR Preview" w:date="2026-01-01T00:00:00Z">
-        <w:r>
-          <w:rPr>
-            <w:rStyle w:val="SpecialCharTok"/>
-          </w:rPr>
-          <w:delText xml:space="preserve">::</w:delText>
-        </w:r>
-      </w:del>
-      <w:del w:id="49" w:author="PR Preview" w:date="2026-01-01T00:00:00Z">
-        <w:r>
-          <w:rPr>
-            <w:rStyle w:val="FunctionTok"/>
-          </w:rPr>
-          <w:delText xml:space="preserve">bind_rows</w:delText>
-        </w:r>
-      </w:del>
-      <w:del w:id="50" w:author="PR Preview" w:date="2026-01-01T00:00:00Z">
-        <w:r>
-          <w:rPr>
-            <w:rStyle w:val="NormalTok"/>
-          </w:rPr>
-          <w:delText xml:space="preserve">()         </w:delText>
-        </w:r>
-      </w:del>
-      <w:del w:id="51" w:author="PR Preview" w:date="2026-01-01T00:00:00Z">
-        <w:r>
-          <w:rPr>
-            <w:rStyle w:val="CommentTok"/>
-          </w:rPr>
-          <w:delText xml:space="preserve"># instead of rbind()</w:delText>
-        </w:r>
-      </w:del>
-      <w:del w:id="52" w:author="PR Preview" w:date="2026-01-01T00:00:00Z">
-        <w:r>
-          <w:br/>
-        </w:r>
-      </w:del>
-      <w:del w:id="53" w:author="PR Preview" w:date="2026-01-01T00:00:00Z">
-        <w:r>
-          <w:rPr>
-            <w:rStyle w:val="NormalTok"/>
-          </w:rPr>
-          <w:delText xml:space="preserve">dplyr</w:delText>
-        </w:r>
-      </w:del>
-      <w:del w:id="54" w:author="PR Preview" w:date="2026-01-01T00:00:00Z">
-        <w:r>
-          <w:rPr>
-            <w:rStyle w:val="SpecialCharTok"/>
-          </w:rPr>
-          <w:delText xml:space="preserve">::</w:delText>
-        </w:r>
-      </w:del>
-      <w:del w:id="55" w:author="PR Preview" w:date="2026-01-01T00:00:00Z">
-        <w:r>
-          <w:rPr>
-            <w:rStyle w:val="FunctionTok"/>
-          </w:rPr>
-          <w:delText xml:space="preserve">bind_cols</w:delText>
-        </w:r>
-      </w:del>
-      <w:del w:id="56" w:author="PR Preview" w:date="2026-01-01T00:00:00Z">
-        <w:r>
-          <w:rPr>
-            <w:rStyle w:val="NormalTok"/>
-          </w:rPr>
-          <w:delText xml:space="preserve">()         </w:delText>
-        </w:r>
-      </w:del>
-      <w:del w:id="57" w:author="PR Preview" w:date="2026-01-01T00:00:00Z">
-        <w:r>
-          <w:rPr>
-            <w:rStyle w:val="CommentTok"/>
-          </w:rPr>
-          <w:delText xml:space="preserve"># instead of cbind()</w:delText>
-        </w:r>
-      </w:del>
-      <w:del w:id="58" w:author="PR Preview" w:date="2026-01-01T00:00:00Z">
-        <w:r>
-          <w:br/>
-        </w:r>
-      </w:del>
-      <w:del w:id="59" w:author="PR Preview" w:date="2026-01-01T00:00:00Z">
-        <w:r>
-          <w:br/>
-        </w:r>
-      </w:del>
-      <w:del w:id="60" w:author="PR Preview" w:date="2026-01-01T00:00:00Z">
-        <w:r>
-          <w:rPr>
-            <w:rStyle w:val="CommentTok"/>
-          </w:rPr>
-          <w:delText xml:space="preserve"># String operations</w:delText>
-        </w:r>
-      </w:del>
-      <w:del w:id="61" w:author="PR Preview" w:date="2026-01-01T00:00:00Z">
-        <w:r>
-          <w:br/>
-        </w:r>
-      </w:del>
-      <w:del w:id="62" w:author="PR Preview" w:date="2026-01-01T00:00:00Z">
-        <w:r>
-          <w:rPr>
-            <w:rStyle w:val="NormalTok"/>
-          </w:rPr>
-          <w:delText xml:space="preserve">stringr</w:delText>
-        </w:r>
-      </w:del>
-      <w:del w:id="63" w:author="PR Preview" w:date="2026-01-01T00:00:00Z">
-        <w:r>
-          <w:rPr>
-            <w:rStyle w:val="SpecialCharTok"/>
-          </w:rPr>
-          <w:delText xml:space="preserve">::</w:delText>
-        </w:r>
-      </w:del>
-      <w:del w:id="64" w:author="PR Preview" w:date="2026-01-01T00:00:00Z">
-        <w:r>
-          <w:rPr>
-            <w:rStyle w:val="FunctionTok"/>
-          </w:rPr>
-          <w:delText xml:space="preserve">str_which</w:delText>
-        </w:r>
-      </w:del>
-      <w:del w:id="65" w:author="PR Preview" w:date="2026-01-01T00:00:00Z">
-        <w:r>
-          <w:rPr>
-            <w:rStyle w:val="NormalTok"/>
-          </w:rPr>
-          <w:delText xml:space="preserve">()       </w:delText>
-        </w:r>
-      </w:del>
-      <w:del w:id="66" w:author="PR Preview" w:date="2026-01-01T00:00:00Z">
-        <w:r>
-          <w:rPr>
-            <w:rStyle w:val="CommentTok"/>
-          </w:rPr>
-          <w:delText xml:space="preserve"># instead of grep()</w:delText>
-        </w:r>
-      </w:del>
-      <w:del w:id="67" w:author="PR Preview" w:date="2026-01-01T00:00:00Z">
-        <w:r>
-          <w:br/>
-        </w:r>
-      </w:del>
-      <w:del w:id="68" w:author="PR Preview" w:date="2026-01-01T00:00:00Z">
-        <w:r>
-          <w:rPr>
-            <w:rStyle w:val="NormalTok"/>
-          </w:rPr>
-          <w:delText xml:space="preserve">stringr</w:delText>
-        </w:r>
-      </w:del>
-      <w:del w:id="69" w:author="PR Preview" w:date="2026-01-01T00:00:00Z">
-        <w:r>
-          <w:rPr>
-            <w:rStyle w:val="SpecialCharTok"/>
-          </w:rPr>
-          <w:delText xml:space="preserve">::</w:delText>
-        </w:r>
-      </w:del>
-      <w:del w:id="70" w:author="PR Preview" w:date="2026-01-01T00:00:00Z">
-        <w:r>
-          <w:rPr>
-            <w:rStyle w:val="FunctionTok"/>
-          </w:rPr>
-          <w:delText xml:space="preserve">str_replace</w:delText>
-        </w:r>
-      </w:del>
-      <w:del w:id="71" w:author="PR Preview" w:date="2026-01-01T00:00:00Z">
-        <w:r>
-          <w:rPr>
-            <w:rStyle w:val="NormalTok"/>
-          </w:rPr>
-          <w:delText xml:space="preserve">()     </w:delText>
-        </w:r>
-      </w:del>
-      <w:del w:id="72" w:author="PR Preview" w:date="2026-01-01T00:00:00Z">
-        <w:r>
-          <w:rPr>
-            <w:rStyle w:val="CommentTok"/>
-          </w:rPr>
-          <w:delText xml:space="preserve"># instead of gsub()</w:delText>
-        </w:r>
-      </w:del>
-      <w:del w:id="73" w:author="PR Preview" w:date="2026-01-01T00:00:00Z">
-        <w:r>
-          <w:br/>
-        </w:r>
-      </w:del>
-      <w:del w:id="74" w:author="PR Preview" w:date="2026-01-01T00:00:00Z">
-        <w:r>
-          <w:br/>
-        </w:r>
-      </w:del>
-      <w:del w:id="75" w:author="PR Preview" w:date="2026-01-01T00:00:00Z">
-        <w:r>
-          <w:rPr>
-            <w:rStyle w:val="CommentTok"/>
-          </w:rPr>
-          <w:delText xml:space="preserve"># Date/time operations</w:delText>
-        </w:r>
-      </w:del>
-      <w:del w:id="76" w:author="PR Preview" w:date="2026-01-01T00:00:00Z">
-        <w:r>
-          <w:br/>
-        </w:r>
-      </w:del>
-      <w:del w:id="77" w:author="PR Preview" w:date="2026-01-01T00:00:00Z">
-        <w:r>
-          <w:rPr>
-            <w:rStyle w:val="NormalTok"/>
-          </w:rPr>
-          <w:delText xml:space="preserve">lubridate</w:delText>
-        </w:r>
-      </w:del>
-      <w:del w:id="78" w:author="PR Preview" w:date="2026-01-01T00:00:00Z">
-        <w:r>
-          <w:rPr>
-            <w:rStyle w:val="SpecialCharTok"/>
-          </w:rPr>
-          <w:delText xml:space="preserve">::</w:delText>
-        </w:r>
-      </w:del>
-      <w:del w:id="79" w:author="PR Preview" w:date="2026-01-01T00:00:00Z">
-        <w:r>
-          <w:rPr>
-            <w:rStyle w:val="NormalTok"/>
-          </w:rPr>
-          <w:delText xml:space="preserve">NA_Date_        </w:delText>
-        </w:r>
-      </w:del>
-      <w:del w:id="80" w:author="PR Preview" w:date="2026-01-01T00:00:00Z">
-        <w:r>
-          <w:rPr>
-            <w:rStyle w:val="CommentTok"/>
-          </w:rPr>
-          <w:delText xml:space="preserve"># instead of as.Date(NA)</w:delText>
-        </w:r>
-      </w:del>
-      <w:del w:id="81" w:author="PR Preview" w:date="2026-01-01T00:00:00Z">
-        <w:r>
-          <w:br/>
-        </w:r>
-      </w:del>
-      <w:del w:id="82" w:author="PR Preview" w:date="2026-01-01T00:00:00Z">
-        <w:r>
-          <w:br/>
-        </w:r>
-      </w:del>
-      <w:del w:id="83" w:author="PR Preview" w:date="2026-01-01T00:00:00Z">
-        <w:r>
-          <w:rPr>
-            <w:rStyle w:val="CommentTok"/>
-          </w:rPr>
-          <w:delText xml:space="preserve"># Variable labels</w:delText>
-        </w:r>
-      </w:del>
-      <w:del w:id="84" w:author="PR Preview" w:date="2026-01-01T00:00:00Z">
-        <w:r>
-          <w:br/>
-        </w:r>
-      </w:del>
-      <w:del w:id="85" w:author="PR Preview" w:date="2026-01-01T00:00:00Z">
-        <w:r>
-          <w:rPr>
-            <w:rStyle w:val="NormalTok"/>
-          </w:rPr>
-          <w:delText xml:space="preserve">labelled</w:delText>
-        </w:r>
-      </w:del>
-      <w:del w:id="86" w:author="PR Preview" w:date="2026-01-01T00:00:00Z">
-        <w:r>
-          <w:rPr>
-            <w:rStyle w:val="SpecialCharTok"/>
-          </w:rPr>
-          <w:delText xml:space="preserve">::</w:delText>
-        </w:r>
-      </w:del>
-      <w:del w:id="87" w:author="PR Preview" w:date="2026-01-01T00:00:00Z">
-        <w:r>
-          <w:rPr>
-            <w:rStyle w:val="FunctionTok"/>
-          </w:rPr>
-          <w:delText xml:space="preserve">set_variable_labels</w:delText>
-        </w:r>
-      </w:del>
-      <w:del w:id="88" w:author="PR Preview" w:date="2026-01-01T00:00:00Z">
-        <w:r>
-          <w:rPr>
-            <w:rStyle w:val="NormalTok"/>
-          </w:rPr>
-          <w:delText xml:space="preserve">() </w:delText>
-        </w:r>
-      </w:del>
-      <w:del w:id="89" w:author="PR Preview" w:date="2026-01-01T00:00:00Z">
-        <w:r>
-          <w:rPr>
-            <w:rStyle w:val="CommentTok"/>
-          </w:rPr>
-          <w:delText xml:space="preserve"># instead of attr(x, "label") &lt;- ...</w:delText>
-        </w:r>
-      </w:del>
-      <w:del w:id="90" w:author="PR Preview" w:date="2026-01-01T00:00:00Z">
-        <w:r>
-          <w:br/>
-        </w:r>
-      </w:del>
-      <w:del w:id="91" w:author="PR Preview" w:date="2026-01-01T00:00:00Z">
-        <w:r>
-          <w:br/>
-        </w:r>
-      </w:del>
-      <w:del w:id="92" w:author="PR Preview" w:date="2026-01-01T00:00:00Z">
-        <w:r>
-          <w:rPr>
-            <w:rStyle w:val="CommentTok"/>
-          </w:rPr>
-          <w:delText xml:space="preserve"># Session info</w:delText>
-        </w:r>
-      </w:del>
-      <w:del w:id="93" w:author="PR Preview" w:date="2026-01-01T00:00:00Z">
-        <w:r>
-          <w:br/>
-        </w:r>
-      </w:del>
-      <w:del w:id="94" w:author="PR Preview" w:date="2026-01-01T00:00:00Z">
-        <w:r>
-          <w:rPr>
-            <w:rStyle w:val="NormalTok"/>
-          </w:rPr>
-          <w:delText xml:space="preserve">sessioninfo</w:delText>
-        </w:r>
-      </w:del>
-      <w:del w:id="95" w:author="PR Preview" w:date="2026-01-01T00:00:00Z">
-        <w:r>
-          <w:rPr>
-            <w:rStyle w:val="SpecialCharTok"/>
-          </w:rPr>
-          <w:delText xml:space="preserve">::</w:delText>
-        </w:r>
-      </w:del>
-      <w:del w:id="96" w:author="PR Preview" w:date="2026-01-01T00:00:00Z">
-        <w:r>
-          <w:rPr>
-            <w:rStyle w:val="FunctionTok"/>
-          </w:rPr>
-          <w:delText xml:space="preserve">session_info</w:delText>
-        </w:r>
-      </w:del>
-      <w:del w:id="97" w:author="PR Preview" w:date="2026-01-01T00:00:00Z">
-        <w:r>
-          <w:rPr>
-            <w:rStyle w:val="NormalTok"/>
-          </w:rPr>
-          <w:delText xml:space="preserve">() </w:delText>
-        </w:r>
-      </w:del>
-      <w:del w:id="98" w:author="PR Preview" w:date="2026-01-01T00:00:00Z">
-        <w:r>
-          <w:rPr>
-            <w:rStyle w:val="CommentTok"/>
-          </w:rPr>
-          <w:delText xml:space="preserve"># instead of sessionInfo()</w:delText>
-        </w:r>
-      </w:del>
-    </w:p>
-    <w:p>
-      <w:pPr>
-        <w:pStyle w:val="SourceCode"/>
-      </w:pPr>
-      <w:ins w:id="99" w:author="PR Preview" w:date="2026-01-01T00:00:00Z">
-        <w:r>
-          <w:rPr>
-            <w:rStyle w:val="CommentTok"/>
-          </w:rPr>
-          <w:t xml:space="preserve"># Data structures</w:t>
-        </w:r>
-      </w:ins>
-      <w:ins w:id="100" w:author="PR Preview" w:date="2026-01-01T00:00:00Z">
-        <w:r>
-          <w:br/>
-        </w:r>
-      </w:ins>
-      <w:ins w:id="101" w:author="PR Preview" w:date="2026-01-01T00:00:00Z">
-        <w:r>
-          <w:rPr>
-            <w:rStyle w:val="NormalTok"/>
-          </w:rPr>
-          <w:t xml:space="preserve">tibble</w:t>
-        </w:r>
-      </w:ins>
-      <w:ins w:id="102" w:author="PR Preview" w:date="2026-01-01T00:00:00Z">
-        <w:r>
-          <w:rPr>
-            <w:rStyle w:val="SpecialCharTok"/>
-          </w:rPr>
-          <w:t xml:space="preserve">::</w:t>
-        </w:r>
-      </w:ins>
-      <w:ins w:id="103" w:author="PR Preview" w:date="2026-01-01T00:00:00Z">
-        <w:r>
-          <w:rPr>
-            <w:rStyle w:val="FunctionTok"/>
-          </w:rPr>
-          <w:t xml:space="preserve">tibble</w:t>
-        </w:r>
-      </w:ins>
-      <w:ins w:id="104" w:author="PR Preview" w:date="2026-01-01T00:00:00Z">
-        <w:r>
-          <w:rPr>
-            <w:rStyle w:val="NormalTok"/>
-          </w:rPr>
-          <w:t xml:space="preserve">()           </w:t>
-        </w:r>
-      </w:ins>
-      <w:ins w:id="105" w:author="PR Preview" w:date="2026-01-01T00:00:00Z">
-        <w:r>
-          <w:rPr>
-            <w:rStyle w:val="CommentTok"/>
-          </w:rPr>
-          <w:t xml:space="preserve"># instead of data.frame()</w:t>
-        </w:r>
-      </w:ins>
-      <w:ins w:id="106" w:author="PR Preview" w:date="2026-01-01T00:00:00Z">
-        <w:r>
-          <w:br/>
-        </w:r>
-      </w:ins>
-      <w:ins w:id="107" w:author="PR Preview" w:date="2026-01-01T00:00:00Z">
-        <w:r>
-          <w:rPr>
-            <w:rStyle w:val="NormalTok"/>
-          </w:rPr>
-          <w:t xml:space="preserve">tibble</w:t>
-        </w:r>
-      </w:ins>
-      <w:ins w:id="108" w:author="PR Preview" w:date="2026-01-01T00:00:00Z">
-        <w:r>
-          <w:rPr>
-            <w:rStyle w:val="SpecialCharTok"/>
-          </w:rPr>
-          <w:t xml:space="preserve">::</w:t>
-        </w:r>
-      </w:ins>
-      <w:ins w:id="109" w:author="PR Preview" w:date="2026-01-01T00:00:00Z">
-        <w:r>
-          <w:rPr>
-            <w:rStyle w:val="FunctionTok"/>
-          </w:rPr>
-          <w:t xml:space="preserve">tribble</w:t>
-        </w:r>
-      </w:ins>
-      <w:ins w:id="110" w:author="PR Preview" w:date="2026-01-01T00:00:00Z">
-        <w:r>
-          <w:rPr>
-            <w:rStyle w:val="NormalTok"/>
-          </w:rPr>
-          <w:t xml:space="preserve">()          </w:t>
-        </w:r>
-      </w:ins>
-      <w:ins w:id="111" w:author="PR Preview" w:date="2026-01-01T00:00:00Z">
-        <w:r>
-          <w:rPr>
-            <w:rStyle w:val="CommentTok"/>
-          </w:rPr>
-          <w:t xml:space="preserve"># instead of manual data.frame creation</w:t>
-        </w:r>
-      </w:ins>
-      <w:ins w:id="112" w:author="PR Preview" w:date="2026-01-01T00:00:00Z">
-        <w:r>
-          <w:br/>
-        </w:r>
-      </w:ins>
-      <w:ins w:id="113" w:author="PR Preview" w:date="2026-01-01T00:00:00Z">
-        <w:r>
-          <w:br/>
-        </w:r>
-      </w:ins>
-      <w:ins w:id="114" w:author="PR Preview" w:date="2026-01-01T00:00:00Z">
-        <w:r>
-          <w:rPr>
-            <w:rStyle w:val="CommentTok"/>
-          </w:rPr>
-          <w:t xml:space="preserve"># I/O</w:t>
-        </w:r>
-      </w:ins>
-      <w:ins w:id="115" w:author="PR Preview" w:date="2026-01-01T00:00:00Z">
-        <w:r>
-          <w:br/>
-        </w:r>
-      </w:ins>
-      <w:ins w:id="116" w:author="PR Preview" w:date="2026-01-01T00:00:00Z">
-        <w:r>
-          <w:rPr>
-            <w:rStyle w:val="NormalTok"/>
-          </w:rPr>
-          <w:t xml:space="preserve">readr</w:t>
-        </w:r>
-      </w:ins>
-      <w:ins w:id="117" w:author="PR Preview" w:date="2026-01-01T00:00:00Z">
-        <w:r>
-          <w:rPr>
-            <w:rStyle w:val="SpecialCharTok"/>
-          </w:rPr>
-          <w:t xml:space="preserve">::</w:t>
-        </w:r>
-      </w:ins>
-      <w:ins w:id="118" w:author="PR Preview" w:date="2026-01-01T00:00:00Z">
-        <w:r>
-          <w:rPr>
-            <w:rStyle w:val="FunctionTok"/>
-          </w:rPr>
-          <w:t xml:space="preserve">read_csv</w:t>
-        </w:r>
-      </w:ins>
-      <w:ins w:id="119" w:author="PR Preview" w:date="2026-01-01T00:00:00Z">
-        <w:r>
-          <w:rPr>
-            <w:rStyle w:val="NormalTok"/>
-          </w:rPr>
-          <w:t xml:space="preserve">()          </w:t>
-        </w:r>
-      </w:ins>
-      <w:ins w:id="120" w:author="PR Preview" w:date="2026-01-01T00:00:00Z">
-        <w:r>
-          <w:rPr>
-            <w:rStyle w:val="CommentTok"/>
-          </w:rPr>
-          <w:t xml:space="preserve"># instead of read.csv()</w:t>
-        </w:r>
-      </w:ins>
-      <w:ins w:id="121" w:author="PR Preview" w:date="2026-01-01T00:00:00Z">
-        <w:r>
-          <w:br/>
-        </w:r>
-      </w:ins>
-      <w:ins w:id="122" w:author="PR Preview" w:date="2026-01-01T00:00:00Z">
-        <w:r>
-          <w:rPr>
-            <w:rStyle w:val="NormalTok"/>
-          </w:rPr>
-          <w:t xml:space="preserve">readr</w:t>
-        </w:r>
-      </w:ins>
-      <w:ins w:id="123" w:author="PR Preview" w:date="2026-01-01T00:00:00Z">
-        <w:r>
-          <w:rPr>
-            <w:rStyle w:val="SpecialCharTok"/>
-          </w:rPr>
-          <w:t xml:space="preserve">::</w:t>
-        </w:r>
-      </w:ins>
-      <w:ins w:id="124" w:author="PR Preview" w:date="2026-01-01T00:00:00Z">
-        <w:r>
-          <w:rPr>
-            <w:rStyle w:val="FunctionTok"/>
-          </w:rPr>
-          <w:t xml:space="preserve">write_csv</w:t>
-        </w:r>
-      </w:ins>
-      <w:ins w:id="125" w:author="PR Preview" w:date="2026-01-01T00:00:00Z">
-        <w:r>
-          <w:rPr>
-            <w:rStyle w:val="NormalTok"/>
-          </w:rPr>
-          <w:t xml:space="preserve">()         </w:t>
-        </w:r>
-      </w:ins>
-      <w:ins w:id="126" w:author="PR Preview" w:date="2026-01-01T00:00:00Z">
-        <w:r>
-          <w:rPr>
-            <w:rStyle w:val="CommentTok"/>
-          </w:rPr>
-          <w:t xml:space="preserve"># instead of write.csv()</w:t>
-        </w:r>
-      </w:ins>
-      <w:ins w:id="127" w:author="PR Preview" w:date="2026-01-01T00:00:00Z">
-        <w:r>
-          <w:br/>
-        </w:r>
-      </w:ins>
-      <w:ins w:id="128" w:author="PR Preview" w:date="2026-01-01T00:00:00Z">
-        <w:r>
-          <w:rPr>
-            <w:rStyle w:val="NormalTok"/>
-          </w:rPr>
-          <w:t xml:space="preserve">readr</w:t>
-        </w:r>
-      </w:ins>
-      <w:ins w:id="129" w:author="PR Preview" w:date="2026-01-01T00:00:00Z">
-        <w:r>
-          <w:rPr>
-            <w:rStyle w:val="SpecialCharTok"/>
-          </w:rPr>
-          <w:t xml:space="preserve">::</w:t>
-        </w:r>
-      </w:ins>
-      <w:ins w:id="130" w:author="PR Preview" w:date="2026-01-01T00:00:00Z">
-        <w:r>
-          <w:rPr>
-            <w:rStyle w:val="FunctionTok"/>
-          </w:rPr>
-          <w:t xml:space="preserve">read_rds</w:t>
-        </w:r>
-      </w:ins>
-      <w:ins w:id="131" w:author="PR Preview" w:date="2026-01-01T00:00:00Z">
-        <w:r>
-          <w:rPr>
-            <w:rStyle w:val="NormalTok"/>
-          </w:rPr>
-          <w:t xml:space="preserve">()          </w:t>
-        </w:r>
-      </w:ins>
-      <w:ins w:id="132" w:author="PR Preview" w:date="2026-01-01T00:00:00Z">
-        <w:r>
-          <w:rPr>
-            <w:rStyle w:val="CommentTok"/>
-          </w:rPr>
-          <w:t xml:space="preserve"># instead of readRDS()</w:t>
-        </w:r>
-      </w:ins>
-      <w:ins w:id="133" w:author="PR Preview" w:date="2026-01-01T00:00:00Z">
-        <w:r>
-          <w:br/>
-        </w:r>
-      </w:ins>
-      <w:ins w:id="134" w:author="PR Preview" w:date="2026-01-01T00:00:00Z">
-        <w:r>
-          <w:rPr>
-            <w:rStyle w:val="NormalTok"/>
-          </w:rPr>
-          <w:t xml:space="preserve">readr</w:t>
-        </w:r>
-      </w:ins>
-      <w:ins w:id="135" w:author="PR Preview" w:date="2026-01-01T00:00:00Z">
-        <w:r>
-          <w:rPr>
-            <w:rStyle w:val="SpecialCharTok"/>
-          </w:rPr>
-          <w:t xml:space="preserve">::</w:t>
-        </w:r>
-      </w:ins>
-      <w:ins w:id="136" w:author="PR Preview" w:date="2026-01-01T00:00:00Z">
-        <w:r>
-          <w:rPr>
-            <w:rStyle w:val="FunctionTok"/>
-          </w:rPr>
-          <w:t xml:space="preserve">write_rds</w:t>
-        </w:r>
-      </w:ins>
-      <w:ins w:id="137" w:author="PR Preview" w:date="2026-01-01T00:00:00Z">
-        <w:r>
-          <w:rPr>
-            <w:rStyle w:val="NormalTok"/>
-          </w:rPr>
-          <w:t xml:space="preserve">()         </w:t>
-        </w:r>
-      </w:ins>
-      <w:ins w:id="138" w:author="PR Preview" w:date="2026-01-01T00:00:00Z">
-        <w:r>
-          <w:rPr>
-            <w:rStyle w:val="CommentTok"/>
-          </w:rPr>
-          <w:t xml:space="preserve"># instead of saveRDS()</w:t>
-        </w:r>
-      </w:ins>
-      <w:ins w:id="139" w:author="PR Preview" w:date="2026-01-01T00:00:00Z">
-        <w:r>
-          <w:br/>
-        </w:r>
-      </w:ins>
-      <w:ins w:id="140" w:author="PR Preview" w:date="2026-01-01T00:00:00Z">
-        <w:r>
-          <w:br/>
-        </w:r>
-      </w:ins>
-      <w:ins w:id="141" w:author="PR Preview" w:date="2026-01-01T00:00:00Z">
-        <w:r>
-          <w:rPr>
-            <w:rStyle w:val="CommentTok"/>
-          </w:rPr>
-          <w:t xml:space="preserve"># Data manipulation</w:t>
-        </w:r>
-      </w:ins>
-      <w:ins w:id="142" w:author="PR Preview" w:date="2026-01-01T00:00:00Z">
-        <w:r>
-          <w:br/>
-        </w:r>
-      </w:ins>
-      <w:ins w:id="143" w:author="PR Preview" w:date="2026-01-01T00:00:00Z">
-        <w:r>
-          <w:rPr>
-            <w:rStyle w:val="NormalTok"/>
-          </w:rPr>
-          <w:t xml:space="preserve">dplyr</w:t>
-        </w:r>
-      </w:ins>
-      <w:ins w:id="144" w:author="PR Preview" w:date="2026-01-01T00:00:00Z">
-        <w:r>
-          <w:rPr>
-            <w:rStyle w:val="SpecialCharTok"/>
-          </w:rPr>
-          <w:t xml:space="preserve">::</w:t>
-        </w:r>
-      </w:ins>
-      <w:ins w:id="145" w:author="PR Preview" w:date="2026-01-01T00:00:00Z">
-        <w:r>
-          <w:rPr>
-            <w:rStyle w:val="FunctionTok"/>
-          </w:rPr>
-          <w:t xml:space="preserve">bind_rows</w:t>
-        </w:r>
-      </w:ins>
-      <w:ins w:id="146" w:author="PR Preview" w:date="2026-01-01T00:00:00Z">
-        <w:r>
-          <w:rPr>
-            <w:rStyle w:val="NormalTok"/>
-          </w:rPr>
-          <w:t xml:space="preserve">()         </w:t>
-        </w:r>
-      </w:ins>
-      <w:ins w:id="147" w:author="PR Preview" w:date="2026-01-01T00:00:00Z">
-        <w:r>
-          <w:rPr>
-            <w:rStyle w:val="CommentTok"/>
-          </w:rPr>
-          <w:t xml:space="preserve"># instead of rbind()</w:t>
-        </w:r>
-      </w:ins>
-      <w:ins w:id="148" w:author="PR Preview" w:date="2026-01-01T00:00:00Z">
-        <w:r>
-          <w:br/>
-        </w:r>
-      </w:ins>
-      <w:ins w:id="149" w:author="PR Preview" w:date="2026-01-01T00:00:00Z">
-        <w:r>
-          <w:rPr>
-            <w:rStyle w:val="NormalTok"/>
-          </w:rPr>
-          <w:t xml:space="preserve">dplyr</w:t>
-        </w:r>
-      </w:ins>
-      <w:ins w:id="150" w:author="PR Preview" w:date="2026-01-01T00:00:00Z">
-        <w:r>
-          <w:rPr>
-            <w:rStyle w:val="SpecialCharTok"/>
-          </w:rPr>
-          <w:t xml:space="preserve">::</w:t>
-        </w:r>
-      </w:ins>
-      <w:ins w:id="151" w:author="PR Preview" w:date="2026-01-01T00:00:00Z">
-        <w:r>
-          <w:rPr>
-            <w:rStyle w:val="FunctionTok"/>
-          </w:rPr>
-          <w:t xml:space="preserve">bind_cols</w:t>
-        </w:r>
-      </w:ins>
-      <w:ins w:id="152" w:author="PR Preview" w:date="2026-01-01T00:00:00Z">
-        <w:r>
-          <w:rPr>
-            <w:rStyle w:val="NormalTok"/>
-          </w:rPr>
-          <w:t xml:space="preserve">()         </w:t>
-        </w:r>
-      </w:ins>
-      <w:ins w:id="153" w:author="PR Preview" w:date="2026-01-01T00:00:00Z">
-        <w:r>
-          <w:rPr>
-            <w:rStyle w:val="CommentTok"/>
-          </w:rPr>
-          <w:t xml:space="preserve"># instead of cbind()</w:t>
-        </w:r>
-      </w:ins>
-      <w:ins w:id="154" w:author="PR Preview" w:date="2026-01-01T00:00:00Z">
-        <w:r>
-          <w:br/>
-        </w:r>
-      </w:ins>
-      <w:ins w:id="155" w:author="PR Preview" w:date="2026-01-01T00:00:00Z">
-        <w:r>
-          <w:br/>
-        </w:r>
-      </w:ins>
-      <w:ins w:id="156" w:author="PR Preview" w:date="2026-01-01T00:00:00Z">
-        <w:r>
-          <w:rPr>
-            <w:rStyle w:val="CommentTok"/>
-          </w:rPr>
-          <w:t xml:space="preserve"># String operations</w:t>
-        </w:r>
-      </w:ins>
-      <w:ins w:id="157" w:author="PR Preview" w:date="2026-01-01T00:00:00Z">
-        <w:r>
-          <w:br/>
-        </w:r>
-      </w:ins>
-      <w:ins w:id="158" w:author="PR Preview" w:date="2026-01-01T00:00:00Z">
-        <w:r>
-          <w:rPr>
-            <w:rStyle w:val="NormalTok"/>
-          </w:rPr>
-          <w:t xml:space="preserve">stringr</w:t>
-        </w:r>
-      </w:ins>
-      <w:ins w:id="159" w:author="PR Preview" w:date="2026-01-01T00:00:00Z">
-        <w:r>
-          <w:rPr>
-            <w:rStyle w:val="SpecialCharTok"/>
-          </w:rPr>
-          <w:t xml:space="preserve">::</w:t>
-        </w:r>
-      </w:ins>
-      <w:ins w:id="160" w:author="PR Preview" w:date="2026-01-01T00:00:00Z">
-        <w:r>
-          <w:rPr>
-            <w:rStyle w:val="FunctionTok"/>
-          </w:rPr>
-          <w:t xml:space="preserve">str_which</w:t>
-        </w:r>
-      </w:ins>
-      <w:ins w:id="161" w:author="PR Preview" w:date="2026-01-01T00:00:00Z">
-        <w:r>
-          <w:rPr>
-            <w:rStyle w:val="NormalTok"/>
-          </w:rPr>
-          <w:t xml:space="preserve">()       </w:t>
-        </w:r>
-      </w:ins>
-      <w:ins w:id="162" w:author="PR Preview" w:date="2026-01-01T00:00:00Z">
-        <w:r>
-          <w:rPr>
-            <w:rStyle w:val="CommentTok"/>
-          </w:rPr>
-          <w:t xml:space="preserve"># instead of grep()</w:t>
-        </w:r>
-      </w:ins>
-      <w:ins w:id="163" w:author="PR Preview" w:date="2026-01-01T00:00:00Z">
-        <w:r>
-          <w:br/>
-        </w:r>
-      </w:ins>
-      <w:ins w:id="164" w:author="PR Preview" w:date="2026-01-01T00:00:00Z">
-        <w:r>
-          <w:rPr>
-            <w:rStyle w:val="NormalTok"/>
-          </w:rPr>
-          <w:t xml:space="preserve">stringr</w:t>
-        </w:r>
-      </w:ins>
-      <w:ins w:id="165" w:author="PR Preview" w:date="2026-01-01T00:00:00Z">
-        <w:r>
-          <w:rPr>
-            <w:rStyle w:val="SpecialCharTok"/>
-          </w:rPr>
-          <w:t xml:space="preserve">::</w:t>
-        </w:r>
-      </w:ins>
-      <w:ins w:id="166" w:author="PR Preview" w:date="2026-01-01T00:00:00Z">
-        <w:r>
-          <w:rPr>
-            <w:rStyle w:val="FunctionTok"/>
-          </w:rPr>
-          <w:t xml:space="preserve">str_replace_all</w:t>
-        </w:r>
-      </w:ins>
-      <w:ins w:id="167" w:author="PR Preview" w:date="2026-01-01T00:00:00Z">
-        <w:r>
-          <w:rPr>
-            <w:rStyle w:val="NormalTok"/>
-          </w:rPr>
-          <w:t xml:space="preserve">() </w:t>
-        </w:r>
-      </w:ins>
-      <w:ins w:id="168" w:author="PR Preview" w:date="2026-01-01T00:00:00Z">
-        <w:r>
-          <w:rPr>
-            <w:rStyle w:val="CommentTok"/>
-          </w:rPr>
-          <w:t xml:space="preserve"># instead of gsub()</w:t>
-        </w:r>
-      </w:ins>
-      <w:ins w:id="169" w:author="PR Preview" w:date="2026-01-01T00:00:00Z">
-        <w:r>
-          <w:br/>
-        </w:r>
-      </w:ins>
-      <w:ins w:id="170" w:author="PR Preview" w:date="2026-01-01T00:00:00Z">
-        <w:r>
-          <w:br/>
-        </w:r>
-      </w:ins>
-      <w:ins w:id="171" w:author="PR Preview" w:date="2026-01-01T00:00:00Z">
-        <w:r>
-          <w:rPr>
-            <w:rStyle w:val="CommentTok"/>
-          </w:rPr>
-          <w:t xml:space="preserve"># Date/time operations</w:t>
-        </w:r>
-      </w:ins>
-      <w:ins w:id="172" w:author="PR Preview" w:date="2026-01-01T00:00:00Z">
-        <w:r>
-          <w:br/>
-        </w:r>
-      </w:ins>
-      <w:ins w:id="173" w:author="PR Preview" w:date="2026-01-01T00:00:00Z">
-        <w:r>
-          <w:rPr>
-            <w:rStyle w:val="NormalTok"/>
-          </w:rPr>
-          <w:t xml:space="preserve">lubridate</w:t>
-        </w:r>
-      </w:ins>
-      <w:ins w:id="174" w:author="PR Preview" w:date="2026-01-01T00:00:00Z">
-        <w:r>
-          <w:rPr>
-            <w:rStyle w:val="SpecialCharTok"/>
-          </w:rPr>
-          <w:t xml:space="preserve">::</w:t>
-        </w:r>
-      </w:ins>
-      <w:ins w:id="175" w:author="PR Preview" w:date="2026-01-01T00:00:00Z">
-        <w:r>
-          <w:rPr>
-            <w:rStyle w:val="NormalTok"/>
-          </w:rPr>
-          <w:t xml:space="preserve">NA_Date_        </w:t>
-        </w:r>
-      </w:ins>
-      <w:ins w:id="176" w:author="PR Preview" w:date="2026-01-01T00:00:00Z">
-        <w:r>
-          <w:rPr>
-            <w:rStyle w:val="CommentTok"/>
-          </w:rPr>
-          <w:t xml:space="preserve"># instead of as.Date(NA)</w:t>
-        </w:r>
-      </w:ins>
-      <w:ins w:id="177" w:author="PR Preview" w:date="2026-01-01T00:00:00Z">
-        <w:r>
-          <w:br/>
-        </w:r>
-      </w:ins>
-      <w:ins w:id="178" w:author="PR Preview" w:date="2026-01-01T00:00:00Z">
-        <w:r>
-          <w:br/>
-        </w:r>
-      </w:ins>
-      <w:ins w:id="179" w:author="PR Preview" w:date="2026-01-01T00:00:00Z">
-        <w:r>
-          <w:rPr>
-            <w:rStyle w:val="CommentTok"/>
-          </w:rPr>
-          <w:t xml:space="preserve"># Variable labels</w:t>
-        </w:r>
-      </w:ins>
-      <w:ins w:id="180" w:author="PR Preview" w:date="2026-01-01T00:00:00Z">
-        <w:r>
-          <w:br/>
-        </w:r>
-      </w:ins>
-      <w:ins w:id="181" w:author="PR Preview" w:date="2026-01-01T00:00:00Z">
-        <w:r>
-          <w:rPr>
-            <w:rStyle w:val="NormalTok"/>
-          </w:rPr>
-          <w:t xml:space="preserve">labelled</w:t>
-        </w:r>
-      </w:ins>
-      <w:ins w:id="182" w:author="PR Preview" w:date="2026-01-01T00:00:00Z">
-        <w:r>
-          <w:rPr>
-            <w:rStyle w:val="SpecialCharTok"/>
-          </w:rPr>
-          <w:t xml:space="preserve">::</w:t>
-        </w:r>
-      </w:ins>
-      <w:ins w:id="183" w:author="PR Preview" w:date="2026-01-01T00:00:00Z">
-        <w:r>
-          <w:rPr>
-            <w:rStyle w:val="FunctionTok"/>
-          </w:rPr>
-          <w:t xml:space="preserve">set_variable_labels</w:t>
-        </w:r>
-      </w:ins>
-      <w:ins w:id="184" w:author="PR Preview" w:date="2026-01-01T00:00:00Z">
-        <w:r>
-          <w:rPr>
-            <w:rStyle w:val="NormalTok"/>
-          </w:rPr>
-          <w:t xml:space="preserve">() </w:t>
-        </w:r>
-      </w:ins>
-      <w:ins w:id="185" w:author="PR Preview" w:date="2026-01-01T00:00:00Z">
-        <w:r>
-          <w:rPr>
-            <w:rStyle w:val="CommentTok"/>
-          </w:rPr>
-          <w:t xml:space="preserve"># instead of attr(x, "label") &lt;- ...</w:t>
-        </w:r>
-      </w:ins>
-      <w:ins w:id="186" w:author="PR Preview" w:date="2026-01-01T00:00:00Z">
-        <w:r>
-          <w:br/>
-        </w:r>
-      </w:ins>
-      <w:ins w:id="187" w:author="PR Preview" w:date="2026-01-01T00:00:00Z">
-        <w:r>
-          <w:br/>
-        </w:r>
-      </w:ins>
-      <w:ins w:id="188" w:author="PR Preview" w:date="2026-01-01T00:00:00Z">
-        <w:r>
-          <w:rPr>
-            <w:rStyle w:val="CommentTok"/>
-          </w:rPr>
-          <w:t xml:space="preserve"># Session info</w:t>
-        </w:r>
-      </w:ins>
-      <w:ins w:id="189" w:author="PR Preview" w:date="2026-01-01T00:00:00Z">
-        <w:r>
-          <w:br/>
-        </w:r>
-      </w:ins>
-      <w:ins w:id="190" w:author="PR Preview" w:date="2026-01-01T00:00:00Z">
-        <w:r>
-          <w:rPr>
-            <w:rStyle w:val="NormalTok"/>
-          </w:rPr>
-          <w:t xml:space="preserve">sessioninfo</w:t>
-        </w:r>
-      </w:ins>
-      <w:ins w:id="191" w:author="PR Preview" w:date="2026-01-01T00:00:00Z">
-        <w:r>
-          <w:rPr>
-            <w:rStyle w:val="SpecialCharTok"/>
-          </w:rPr>
-          <w:t xml:space="preserve">::</w:t>
-        </w:r>
-      </w:ins>
-      <w:ins w:id="192" w:author="PR Preview" w:date="2026-01-01T00:00:00Z">
-        <w:r>
-          <w:rPr>
-            <w:rStyle w:val="FunctionTok"/>
-          </w:rPr>
-          <w:t xml:space="preserve">session_info</w:t>
-        </w:r>
-      </w:ins>
-      <w:ins w:id="193" w:author="PR Preview" w:date="2026-01-01T00:00:00Z">
-        <w:r>
-          <w:rPr>
-            <w:rStyle w:val="NormalTok"/>
-          </w:rPr>
-          <w:t xml:space="preserve">() </w:t>
-        </w:r>
-      </w:ins>
-      <w:ins w:id="194" w:author="PR Preview" w:date="2026-01-01T00:00:00Z">
-        <w:r>
-          <w:rPr>
-            <w:rStyle w:val="CommentTok"/>
-          </w:rPr>
-          <w:t xml:space="preserve"># instead of sessionInfo()</w:t>
-        </w:r>
-      </w:ins>
+      <w:r>
+        <w:rPr>
+          <w:rStyle w:val="CommentTok"/>
+        </w:rPr>
+        <w:t xml:space="preserve"># Data structures</w:t>
+      </w:r>
+      <w:r>
+        <w:br/>
+      </w:r>
+      <w:r>
+        <w:rPr>
+          <w:rStyle w:val="NormalTok"/>
+        </w:rPr>
+        <w:t xml:space="preserve">tibble</w:t>
+      </w:r>
+      <w:r>
+        <w:rPr>
+          <w:rStyle w:val="SpecialCharTok"/>
+        </w:rPr>
+        <w:t xml:space="preserve">::</w:t>
+      </w:r>
+      <w:r>
+        <w:rPr>
+          <w:rStyle w:val="FunctionTok"/>
+        </w:rPr>
+        <w:t xml:space="preserve">tibble</w:t>
+      </w:r>
+      <w:r>
+        <w:rPr>
+          <w:rStyle w:val="NormalTok"/>
+        </w:rPr>
+        <w:t xml:space="preserve">()           </w:t>
+      </w:r>
+      <w:r>
+        <w:rPr>
+          <w:rStyle w:val="CommentTok"/>
+        </w:rPr>
+        <w:t xml:space="preserve"># instead of data.frame()</w:t>
+      </w:r>
+      <w:r>
+        <w:br/>
+      </w:r>
+      <w:r>
+        <w:rPr>
+          <w:rStyle w:val="NormalTok"/>
+        </w:rPr>
+        <w:t xml:space="preserve">tibble</w:t>
+      </w:r>
+      <w:r>
+        <w:rPr>
+          <w:rStyle w:val="SpecialCharTok"/>
+        </w:rPr>
+        <w:t xml:space="preserve">::</w:t>
+      </w:r>
+      <w:r>
+        <w:rPr>
+          <w:rStyle w:val="FunctionTok"/>
+        </w:rPr>
+        <w:t xml:space="preserve">tribble</w:t>
+      </w:r>
+      <w:r>
+        <w:rPr>
+          <w:rStyle w:val="NormalTok"/>
+        </w:rPr>
+        <w:t xml:space="preserve">()          </w:t>
+      </w:r>
+      <w:r>
+        <w:rPr>
+          <w:rStyle w:val="CommentTok"/>
+        </w:rPr>
+        <w:t xml:space="preserve"># instead of manual data.frame creation</w:t>
+      </w:r>
+      <w:r>
+        <w:br/>
+      </w:r>
+      <w:r>
+        <w:br/>
+      </w:r>
+      <w:r>
+        <w:rPr>
+          <w:rStyle w:val="CommentTok"/>
+        </w:rPr>
+        <w:t xml:space="preserve"># I/O</w:t>
+      </w:r>
+      <w:r>
+        <w:br/>
+      </w:r>
+      <w:r>
+        <w:rPr>
+          <w:rStyle w:val="NormalTok"/>
+        </w:rPr>
+        <w:t xml:space="preserve">readr</w:t>
+      </w:r>
+      <w:r>
+        <w:rPr>
+          <w:rStyle w:val="SpecialCharTok"/>
+        </w:rPr>
+        <w:t xml:space="preserve">::</w:t>
+      </w:r>
+      <w:r>
+        <w:rPr>
+          <w:rStyle w:val="FunctionTok"/>
+        </w:rPr>
+        <w:t xml:space="preserve">read_csv</w:t>
+      </w:r>
+      <w:r>
+        <w:rPr>
+          <w:rStyle w:val="NormalTok"/>
+        </w:rPr>
+        <w:t xml:space="preserve">()          </w:t>
+      </w:r>
+      <w:r>
+        <w:rPr>
+          <w:rStyle w:val="CommentTok"/>
+        </w:rPr>
+        <w:t xml:space="preserve"># instead of read.csv()</w:t>
+      </w:r>
+      <w:r>
+        <w:br/>
+      </w:r>
+      <w:r>
+        <w:rPr>
+          <w:rStyle w:val="NormalTok"/>
+        </w:rPr>
+        <w:t xml:space="preserve">readr</w:t>
+      </w:r>
+      <w:r>
+        <w:rPr>
+          <w:rStyle w:val="SpecialCharTok"/>
+        </w:rPr>
+        <w:t xml:space="preserve">::</w:t>
+      </w:r>
+      <w:r>
+        <w:rPr>
+          <w:rStyle w:val="FunctionTok"/>
+        </w:rPr>
+        <w:t xml:space="preserve">write_csv</w:t>
+      </w:r>
+      <w:r>
+        <w:rPr>
+          <w:rStyle w:val="NormalTok"/>
+        </w:rPr>
+        <w:t xml:space="preserve">()         </w:t>
+      </w:r>
+      <w:r>
+        <w:rPr>
+          <w:rStyle w:val="CommentTok"/>
+        </w:rPr>
+        <w:t xml:space="preserve"># instead of write.csv()</w:t>
+      </w:r>
+      <w:r>
+        <w:br/>
+      </w:r>
+      <w:r>
+        <w:rPr>
+          <w:rStyle w:val="NormalTok"/>
+        </w:rPr>
+        <w:t xml:space="preserve">readr</w:t>
+      </w:r>
+      <w:r>
+        <w:rPr>
+          <w:rStyle w:val="SpecialCharTok"/>
+        </w:rPr>
+        <w:t xml:space="preserve">::</w:t>
+      </w:r>
+      <w:r>
+        <w:rPr>
+          <w:rStyle w:val="FunctionTok"/>
+        </w:rPr>
+        <w:t xml:space="preserve">read_rds</w:t>
+      </w:r>
+      <w:r>
+        <w:rPr>
+          <w:rStyle w:val="NormalTok"/>
+        </w:rPr>
+        <w:t xml:space="preserve">()          </w:t>
+      </w:r>
+      <w:r>
+        <w:rPr>
+          <w:rStyle w:val="CommentTok"/>
+        </w:rPr>
+        <w:t xml:space="preserve"># instead of readRDS()</w:t>
+      </w:r>
+      <w:r>
+        <w:br/>
+      </w:r>
+      <w:r>
+        <w:rPr>
+          <w:rStyle w:val="NormalTok"/>
+        </w:rPr>
+        <w:t xml:space="preserve">readr</w:t>
+      </w:r>
+      <w:r>
+        <w:rPr>
+          <w:rStyle w:val="SpecialCharTok"/>
+        </w:rPr>
+        <w:t xml:space="preserve">::</w:t>
+      </w:r>
+      <w:r>
+        <w:rPr>
+          <w:rStyle w:val="FunctionTok"/>
+        </w:rPr>
+        <w:t xml:space="preserve">write_rds</w:t>
+      </w:r>
+      <w:r>
+        <w:rPr>
+          <w:rStyle w:val="NormalTok"/>
+        </w:rPr>
+        <w:t xml:space="preserve">()         </w:t>
+      </w:r>
+      <w:r>
+        <w:rPr>
+          <w:rStyle w:val="CommentTok"/>
+        </w:rPr>
+        <w:t xml:space="preserve"># instead of saveRDS()</w:t>
+      </w:r>
+      <w:r>
+        <w:br/>
+      </w:r>
+      <w:r>
+        <w:br/>
+      </w:r>
+      <w:r>
+        <w:rPr>
+          <w:rStyle w:val="CommentTok"/>
+        </w:rPr>
+        <w:t xml:space="preserve"># Data manipulation</w:t>
+      </w:r>
+      <w:r>
+        <w:br/>
+      </w:r>
+      <w:r>
+        <w:rPr>
+          <w:rStyle w:val="NormalTok"/>
+        </w:rPr>
+        <w:t xml:space="preserve">dplyr</w:t>
+      </w:r>
+      <w:r>
+        <w:rPr>
+          <w:rStyle w:val="SpecialCharTok"/>
+        </w:rPr>
+        <w:t xml:space="preserve">::</w:t>
+      </w:r>
+      <w:r>
+        <w:rPr>
+          <w:rStyle w:val="FunctionTok"/>
+        </w:rPr>
+        <w:t xml:space="preserve">bind_rows</w:t>
+      </w:r>
+      <w:r>
+        <w:rPr>
+          <w:rStyle w:val="NormalTok"/>
+        </w:rPr>
+        <w:t xml:space="preserve">()         </w:t>
+      </w:r>
+      <w:r>
+        <w:rPr>
+          <w:rStyle w:val="CommentTok"/>
+        </w:rPr>
+        <w:t xml:space="preserve"># instead of rbind()</w:t>
+      </w:r>
+      <w:r>
+        <w:br/>
+      </w:r>
+      <w:r>
+        <w:rPr>
+          <w:rStyle w:val="NormalTok"/>
+        </w:rPr>
+        <w:t xml:space="preserve">dplyr</w:t>
+      </w:r>
+      <w:r>
+        <w:rPr>
+          <w:rStyle w:val="SpecialCharTok"/>
+        </w:rPr>
+        <w:t xml:space="preserve">::</w:t>
+      </w:r>
+      <w:r>
+        <w:rPr>
+          <w:rStyle w:val="FunctionTok"/>
+        </w:rPr>
+        <w:t xml:space="preserve">bind_cols</w:t>
+      </w:r>
+      <w:r>
+        <w:rPr>
+          <w:rStyle w:val="NormalTok"/>
+        </w:rPr>
+        <w:t xml:space="preserve">()         </w:t>
+      </w:r>
+      <w:r>
+        <w:rPr>
+          <w:rStyle w:val="CommentTok"/>
+        </w:rPr>
+        <w:t xml:space="preserve"># instead of cbind()</w:t>
+      </w:r>
+      <w:r>
+        <w:br/>
+      </w:r>
+      <w:r>
+        <w:br/>
+      </w:r>
+      <w:r>
+        <w:rPr>
+          <w:rStyle w:val="CommentTok"/>
+        </w:rPr>
+        <w:t xml:space="preserve"># String operations</w:t>
+      </w:r>
+      <w:r>
+        <w:br/>
+      </w:r>
+      <w:r>
+        <w:rPr>
+          <w:rStyle w:val="NormalTok"/>
+        </w:rPr>
+        <w:t xml:space="preserve">stringr</w:t>
+      </w:r>
+      <w:r>
+        <w:rPr>
+          <w:rStyle w:val="SpecialCharTok"/>
+        </w:rPr>
+        <w:t xml:space="preserve">::</w:t>
+      </w:r>
+      <w:r>
+        <w:rPr>
+          <w:rStyle w:val="FunctionTok"/>
+        </w:rPr>
+        <w:t xml:space="preserve">str_which</w:t>
+      </w:r>
+      <w:r>
+        <w:rPr>
+          <w:rStyle w:val="NormalTok"/>
+        </w:rPr>
+        <w:t xml:space="preserve">()       </w:t>
+      </w:r>
+      <w:r>
+        <w:rPr>
+          <w:rStyle w:val="CommentTok"/>
+        </w:rPr>
+        <w:t xml:space="preserve"># instead of grep()</w:t>
+      </w:r>
+      <w:r>
+        <w:br/>
+      </w:r>
+      <w:r>
+        <w:rPr>
+          <w:rStyle w:val="NormalTok"/>
+        </w:rPr>
+        <w:t xml:space="preserve">stringr</w:t>
+      </w:r>
+      <w:r>
+        <w:rPr>
+          <w:rStyle w:val="SpecialCharTok"/>
+        </w:rPr>
+        <w:t xml:space="preserve">::</w:t>
+      </w:r>
+      <w:r>
+        <w:rPr>
+          <w:rStyle w:val="FunctionTok"/>
+        </w:rPr>
+        <w:t xml:space="preserve">str_replace_all</w:t>
+      </w:r>
+      <w:r>
+        <w:rPr>
+          <w:rStyle w:val="NormalTok"/>
+        </w:rPr>
+        <w:t xml:space="preserve">() </w:t>
+      </w:r>
+      <w:r>
+        <w:rPr>
+          <w:rStyle w:val="CommentTok"/>
+        </w:rPr>
+        <w:t xml:space="preserve"># instead of gsub()</w:t>
+      </w:r>
+      <w:r>
+        <w:br/>
+      </w:r>
+      <w:r>
+        <w:br/>
+      </w:r>
+      <w:r>
+        <w:rPr>
+          <w:rStyle w:val="CommentTok"/>
+        </w:rPr>
+        <w:t xml:space="preserve"># Date/time operations</w:t>
+      </w:r>
+      <w:r>
+        <w:br/>
+      </w:r>
+      <w:r>
+        <w:rPr>
+          <w:rStyle w:val="NormalTok"/>
+        </w:rPr>
+        <w:t xml:space="preserve">lubridate</w:t>
+      </w:r>
+      <w:r>
+        <w:rPr>
+          <w:rStyle w:val="SpecialCharTok"/>
+        </w:rPr>
+        <w:t xml:space="preserve">::</w:t>
+      </w:r>
+      <w:r>
+        <w:rPr>
+          <w:rStyle w:val="NormalTok"/>
+        </w:rPr>
+        <w:t xml:space="preserve">NA_Date_        </w:t>
+      </w:r>
+      <w:r>
+        <w:rPr>
+          <w:rStyle w:val="CommentTok"/>
+        </w:rPr>
+        <w:t xml:space="preserve"># instead of as.Date(NA)</w:t>
+      </w:r>
+      <w:r>
+        <w:br/>
+      </w:r>
+      <w:r>
+        <w:br/>
+      </w:r>
+      <w:r>
+        <w:rPr>
+          <w:rStyle w:val="CommentTok"/>
+        </w:rPr>
+        <w:t xml:space="preserve"># Variable labels</w:t>
+      </w:r>
+      <w:r>
+        <w:br/>
+      </w:r>
+      <w:r>
+        <w:rPr>
+          <w:rStyle w:val="NormalTok"/>
+        </w:rPr>
+        <w:t xml:space="preserve">labelled</w:t>
+      </w:r>
+      <w:r>
+        <w:rPr>
+          <w:rStyle w:val="SpecialCharTok"/>
+        </w:rPr>
+        <w:t xml:space="preserve">::</w:t>
+      </w:r>
+      <w:r>
+        <w:rPr>
+          <w:rStyle w:val="FunctionTok"/>
+        </w:rPr>
+        <w:t xml:space="preserve">set_variable_labels</w:t>
+      </w:r>
+      <w:r>
+        <w:rPr>
+          <w:rStyle w:val="NormalTok"/>
+        </w:rPr>
+        <w:t xml:space="preserve">() </w:t>
+      </w:r>
+      <w:r>
+        <w:rPr>
+          <w:rStyle w:val="CommentTok"/>
+        </w:rPr>
+        <w:t xml:space="preserve"># instead of attr(x, "label") &lt;- ...</w:t>
+      </w:r>
+      <w:r>
+        <w:br/>
+      </w:r>
+      <w:r>
+        <w:br/>
+      </w:r>
+      <w:r>
+        <w:rPr>
+          <w:rStyle w:val="CommentTok"/>
+        </w:rPr>
+        <w:t xml:space="preserve"># Session info</w:t>
+      </w:r>
+      <w:r>
+        <w:br/>
+      </w:r>
+      <w:r>
+        <w:rPr>
+          <w:rStyle w:val="NormalTok"/>
+        </w:rPr>
+        <w:t xml:space="preserve">sessioninfo</w:t>
+      </w:r>
+      <w:r>
+        <w:rPr>
+          <w:rStyle w:val="SpecialCharTok"/>
+        </w:rPr>
+        <w:t xml:space="preserve">::</w:t>
+      </w:r>
+      <w:r>
+        <w:rPr>
+          <w:rStyle w:val="FunctionTok"/>
+        </w:rPr>
+        <w:t xml:space="preserve">session_info</w:t>
+      </w:r>
+      <w:r>
+        <w:rPr>
+          <w:rStyle w:val="NormalTok"/>
+        </w:rPr>
+        <w:t xml:space="preserve">() </w:t>
+      </w:r>
+      <w:r>
+        <w:rPr>
+          <w:rStyle w:val="CommentTok"/>
+        </w:rPr>
+        <w:t xml:space="preserve"># instead of sessionInfo()</w:t>
+      </w:r>
     </w:p>
     <w:p>
       <w:pPr>
@@ -16607,7 +15735,7 @@
         <w:t xml:space="preserve"> </w:t>
       </w:r>
       <w:r>
-        <w:t xml:space="preserve">regex pattern in our</w:t>
+        <w:t xml:space="preserve">regex pattern in the example</w:t>
       </w:r>
       <w:r>
         <w:t xml:space="preserve"> </w:t>
@@ -21100,7 +20228,7 @@
               <w:t xml:space="preserve">lintr::lint_package()</w:t>
             </w:r>
             <w:r>
-              <w:t xml:space="preserve">. Our configuration includes</w:t>
+              <w:t xml:space="preserve">. The example configuration includes</w:t>
             </w:r>
             <w:r>
               <w:t xml:space="preserve"> </w:t>
@@ -21154,7 +20282,7 @@
               <w:t xml:space="preserve"> </w:t>
             </w:r>
             <w:r>
-              <w:t xml:space="preserve">side effects: for example, our</w:t>
+              <w:t xml:space="preserve">side effects: for example, the</w:t>
             </w:r>
             <w:r>
               <w:t xml:space="preserve"> </w:t>
@@ -21221,7 +20349,7 @@
               <w:spacing w:after="16"/>
             </w:pPr>
             <w:r>
-              <w:t xml:space="preserve">Our lab uses</w:t>
+              <w:t xml:space="preserve">We recommend</w:t>
             </w:r>
             <w:r>
               <w:t xml:space="preserve"> </w:t>
@@ -21236,7 +20364,7 @@
               <w:t xml:space="preserve"> </w:t>
             </w:r>
             <w:r>
-              <w:t xml:space="preserve">files for configuration (the</w:t>
+              <w:t xml:space="preserve">files for configuration (lintr also supports the</w:t>
             </w:r>
             <w:r>
               <w:t xml:space="preserve"> </w:t>
@@ -21251,13 +20379,13 @@
               <w:t xml:space="preserve"> </w:t>
             </w:r>
             <w:r>
-              <w:t xml:space="preserve">format is also supported by lintr,</w:t>
+              <w:t xml:space="preserve">format,</w:t>
             </w:r>
             <w:r>
               <w:t xml:space="preserve"> </w:t>
             </w:r>
             <w:r>
-              <w:t xml:space="preserve">but we prefer</w:t>
+              <w:t xml:space="preserve">but</w:t>
             </w:r>
             <w:r>
               <w:t xml:space="preserve"> </w:t>
@@ -21272,7 +20400,7 @@
               <w:t xml:space="preserve"> </w:t>
             </w:r>
             <w:r>
-              <w:t xml:space="preserve">for better R syntax support).</w:t>
+              <w:t xml:space="preserve">gets full R syntax support).</w:t>
             </w:r>
           </w:p>
           <w:p/>
@@ -21280,13 +20408,13 @@
       </w:tr>
     </w:tbl>
     <w:bookmarkEnd w:id="109"/>
-    <w:bookmarkStart w:id="120" w:name="our-labs-lintr-configuration"/>
+    <w:bookmarkStart w:id="120" w:name="a-recommended-lintr-configuration"/>
     <w:p>
       <w:pPr>
         <w:pStyle w:val="Heading3"/>
       </w:pPr>
       <w:r>
-        <w:t xml:space="preserve">18.3 Our Lab’s Lintr Configuration</w:t>
+        <w:t xml:space="preserve">18.3 A Recommended Lintr Configuration</w:t>
       </w:r>
     </w:p>
     <w:p>
@@ -21294,7 +20422,7 @@
         <w:pStyle w:val="FirstParagraph"/>
       </w:pPr>
       <w:r>
-        <w:t xml:space="preserve">Our lab uses a custom</w:t>
+        <w:t xml:space="preserve">We recommend a custom</w:t>
       </w:r>
       <w:r>
         <w:t xml:space="preserve"> </w:t>
@@ -21309,13 +20437,13 @@
         <w:t xml:space="preserve"> </w:t>
       </w:r>
       <w:r>
-        <w:t xml:space="preserve">configuration file in each repository to enforce our style standards.</w:t>
-      </w:r>
-      <w:r>
-        <w:t xml:space="preserve"> </w:t>
-      </w:r>
-      <w:r>
-        <w:t xml:space="preserve">You can view the lab-manual’s configuration at</w:t>
+        <w:t xml:space="preserve">configuration file in each repository to enforce these style standards.</w:t>
+      </w:r>
+      <w:r>
+        <w:t xml:space="preserve"> </w:t>
+      </w:r>
+      <w:r>
+        <w:t xml:space="preserve">You can view an example configuration, from the UCD-SERG lab manual, at</w:t>
       </w:r>
       <w:r>
         <w:t xml:space="preserve"> </w:t>
@@ -21554,7 +20682,7 @@
         <w:t xml:space="preserve">return_value</w:t>
       </w:r>
       <w:r>
-        <w:t xml:space="preserve">. We may sometimes disable this linter in older projects when we aren’t ready to clean this issue up, but for all new code, we require explicit returns as a lab standard, following the</w:t>
+        <w:t xml:space="preserve">. We may sometimes disable this linter in older projects when we aren’t ready to clean this issue up, but for all new code, we recommend explicit returns, following the</w:t>
       </w:r>
       <w:r>
         <w:t xml:space="preserve"> </w:t>
@@ -21621,7 +20749,7 @@
         <w:pStyle w:val="BodyText"/>
       </w:pPr>
       <w:r>
-        <w:t xml:space="preserve">Our configuration allows relaxed rules for certain directories:</w:t>
+        <w:t xml:space="preserve">The example configuration allows relaxed rules for certain directories:</w:t>
       </w:r>
     </w:p>
     <w:p>
@@ -22339,7 +21467,7 @@
               <w:pStyle w:val="Compact"/>
             </w:pPr>
             <w:r>
-              <w:t xml:space="preserve">CI verification, custom lab rules</w:t>
+              <w:t xml:space="preserve">CI verification, custom project rules</w:t>
             </w:r>
           </w:p>
         </w:tc>
@@ -22449,7 +21577,7 @@
               <w:t xml:space="preserve"> </w:t>
             </w:r>
             <w:r>
-              <w:t xml:space="preserve">Lab Guidance</w:t>
+              <w:t xml:space="preserve">Recommendation</w:t>
             </w:r>
           </w:p>
         </w:tc>
@@ -22473,7 +21601,7 @@
               <w:spacing w:before="16" w:after="16"/>
             </w:pPr>
             <w:r>
-              <w:t xml:space="preserve">Our lab uses</w:t>
+              <w:t xml:space="preserve">We recommend</w:t>
             </w:r>
             <w:r>
               <w:t xml:space="preserve"> </w:t>
@@ -22490,7 +21618,22 @@
               <w:t xml:space="preserve"> </w:t>
             </w:r>
             <w:r>
-              <w:t xml:space="preserve">with our custom</w:t>
+              <w:t xml:space="preserve">with a custom</w:t>
+            </w:r>
+            <w:r>
+              <w:t xml:space="preserve"> </w:t>
+            </w:r>
+            <w:r>
+              <w:rPr>
+                <w:rStyle w:val="VerbatimChar"/>
+              </w:rPr>
+              <w:t xml:space="preserve">.lintr.R</w:t>
+            </w:r>
+            <w:r>
+              <w:t xml:space="preserve"> </w:t>
+            </w:r>
+            <w:r>
+              <w:t xml:space="preserve">configuration and a shared linter package (for example, the UCD-SERG lab manual’s</w:t>
             </w:r>
             <w:r>
               <w:t xml:space="preserve"> </w:t>
@@ -22507,7 +21650,7 @@
               <w:t xml:space="preserve"> </w:t>
             </w:r>
             <w:r>
-              <w:t xml:space="preserve">configuration and</w:t>
+              <w:t xml:space="preserve">and</w:t>
             </w:r>
             <w:r>
               <w:t xml:space="preserve"> </w:t>
@@ -22521,10 +21664,7 @@
               </w:r>
             </w:hyperlink>
             <w:r>
-              <w:t xml:space="preserve"> </w:t>
-            </w:r>
-            <w:r>
-              <w:t xml:space="preserve">package as the primary standard for CI pipelines and package validation.</w:t>
+              <w:t xml:space="preserve">) as the primary standard for CI pipelines and package validation.</w:t>
             </w:r>
             <w:r>
               <w:t xml:space="preserve"> </w:t>
